--- a/export/pieces/adn-couts-faisabilite.docx
+++ b/export/pieces/adn-couts-faisabilite.docx
@@ -34,6 +34,58 @@
       </w:pPr>
       <w:r>
         <w:t>Tests ADN canins : coûts réels, facilité de mise en œuvre, et chiffrage pour Paris (29/09/2026)</w:t>
+      </w:r>
+    </w:p>
+    <w:p>
+      <w:pPr>
+        <w:pStyle w:val="Heading2"/>
+      </w:pPr>
+      <w:r>
+        <w:t>Sommaire</w:t>
+      </w:r>
+    </w:p>
+    <w:p>
+      <w:pPr>
+        <w:pStyle w:val="ListBullet"/>
+      </w:pPr>
+      <w:r>
+        <w:rPr>
+          <w:b w:val="0"/>
+        </w:rPr>
+        <w:t>1. Combien coûte un test, concrètement</w:t>
+      </w:r>
+    </w:p>
+    <w:p>
+      <w:pPr>
+        <w:pStyle w:val="ListBullet"/>
+      </w:pPr>
+      <w:r>
+        <w:rPr>
+          <w:b w:val="0"/>
+        </w:rPr>
+        <w:t>2. Est-ce facile à faire ? Oui, techniquement. Les points durs sont ailleurs.</w:t>
+      </w:r>
+    </w:p>
+    <w:p>
+      <w:pPr>
+        <w:pStyle w:val="ListBullet"/>
+      </w:pPr>
+      <w:r>
+        <w:rPr>
+          <w:b w:val="0"/>
+        </w:rPr>
+        <w:t>3. Chiffrage pour Paris</w:t>
+      </w:r>
+    </w:p>
+    <w:p>
+      <w:pPr>
+        <w:pStyle w:val="ListBullet"/>
+      </w:pPr>
+      <w:r>
+        <w:rPr>
+          <w:b w:val="0"/>
+        </w:rPr>
+        <w:t>4. Le test le moins cher à faire maintenant (pour aller vite sans argent)</w:t>
       </w:r>
     </w:p>
     <w:p>

--- a/export/pieces/adn-couts-faisabilite.docx
+++ b/export/pieces/adn-couts-faisabilite.docx
@@ -556,7 +556,16 @@
         <w:pStyle w:val="ListBullet"/>
       </w:pPr>
       <w:r>
-        <w:t>périmètre pilote 20e + 10e = 9 713 chiens identifiés ;</w:t>
+        <w:t xml:space="preserve">périmètre pilote : </w:t>
+      </w:r>
+      <w:r>
+        <w:rPr>
+          <w:b/>
+        </w:rPr>
+        <w:t>le 13e</w:t>
+      </w:r>
+      <w:r>
+        <w:t xml:space="preserve"> (arbitrage du 29/09/2026) ; le chiffre de chiens identifiés du 13e est à obtenir, donc les volumes ci-dessous utilisent le cas de référence déjà chiffré, 20e + 10e = 9 713 chiens identifiés ;</w:t>
       </w:r>
     </w:p>
     <w:p>
@@ -665,7 +674,7 @@
           </w:tcPr>
           <w:p>
             <w:r>
-              <w:t>Pilote périmètre 20e + 10e, obligatoire, gratuit</w:t>
+              <w:t>Pilote (cas de référence 20e + 10e), obligatoire, gratuit</w:t>
             </w:r>
           </w:p>
         </w:tc>
@@ -894,7 +903,7 @@
         <w:pStyle w:val="ListNumber"/>
       </w:pPr>
       <w:r>
-        <w:t>Comptage des déjections sur un périmètre test (20e), protocole simple, 3 semaines, avec des bénévoles et une fiche de relevé. Coût : 0 €. C'est la pièce qui manquait à Béziers, et c'est aussi l'argument public (le chiffre avant/après).</w:t>
+        <w:t>Comptage des déjections sur un périmètre test (13e), protocole simple, 3 semaines, avec des bénévoles et une fiche de relevé. Coût : 0 €. C'est la pièce qui manquait à Béziers, et c'est aussi l'argument public (le chiffre avant/après).</w:t>
       </w:r>
     </w:p>
     <w:sectPr>
